--- a/ALCANCE_DVI.docx
+++ b/ALCANCE_DVI.docx
@@ -70,9 +70,12 @@
       <w:pPr>
         <w:pStyle w:val="Ttulo"/>
       </w:pPr>
+      <w:r>
+        <w:t xml:space="preserve">2 </w:t>
+      </w:r>
       <w:proofErr w:type="gramStart"/>
       <w:r>
-        <w:t>2  Sistema</w:t>
+        <w:t>Sistema</w:t>
       </w:r>
       <w:proofErr w:type="gramEnd"/>
       <w:r>
@@ -105,11 +108,9 @@
       <w:r>
         <w:t xml:space="preserve">Ataque </w:t>
       </w:r>
-      <w:proofErr w:type="spellStart"/>
-      <w:r>
-        <w:t>basico</w:t>
-      </w:r>
-      <w:proofErr w:type="spellEnd"/>
+      <w:r>
+        <w:t>básico</w:t>
+      </w:r>
     </w:p>
     <w:p>
       <w:pPr>
@@ -122,11 +123,9 @@
       <w:r>
         <w:t>Hasta 10 habilidades (</w:t>
       </w:r>
-      <w:proofErr w:type="gramStart"/>
-      <w:r>
-        <w:t>cada una tiene animación?</w:t>
-      </w:r>
-      <w:proofErr w:type="gramEnd"/>
+      <w:r>
+        <w:t>¿cada una tiene animación?</w:t>
+      </w:r>
       <w:r>
         <w:t>)</w:t>
       </w:r>
@@ -297,9 +296,8 @@
           <w:numId w:val="1"/>
         </w:numPr>
       </w:pPr>
-      <w:proofErr w:type="gramStart"/>
-      <w:r>
-        <w:t xml:space="preserve">Distintas </w:t>
+      <w:r>
+        <w:t xml:space="preserve">¿Distintas </w:t>
       </w:r>
       <w:proofErr w:type="spellStart"/>
       <w:r>
@@ -309,7 +307,6 @@
       <w:r>
         <w:t xml:space="preserve"> de reacciones?</w:t>
       </w:r>
-      <w:proofErr w:type="gramEnd"/>
     </w:p>
     <w:p>
       <w:pPr>
@@ -372,14 +369,9 @@
       <w:r>
         <w:t xml:space="preserve">Animaciones de </w:t>
       </w:r>
-      <w:proofErr w:type="gramStart"/>
-      <w:r>
-        <w:t xml:space="preserve">movimiento </w:t>
-      </w:r>
-      <w:r>
-        <w:t xml:space="preserve"> y</w:t>
-      </w:r>
-      <w:proofErr w:type="gramEnd"/>
+      <w:r>
+        <w:t>movimiento y</w:t>
+      </w:r>
       <w:r>
         <w:t xml:space="preserve"> de combate</w:t>
       </w:r>
@@ -407,11 +399,9 @@
       <w:r>
         <w:t>¿</w:t>
       </w:r>
-      <w:proofErr w:type="spellStart"/>
-      <w:r>
-        <w:t>musica</w:t>
-      </w:r>
-      <w:proofErr w:type="spellEnd"/>
+      <w:r>
+        <w:t>Música</w:t>
+      </w:r>
       <w:r>
         <w:t>?, sonidos de combate?, etc.</w:t>
       </w:r>
@@ -654,19 +644,15 @@
       <w:r>
         <w:t>20/</w:t>
       </w:r>
-      <w:proofErr w:type="gramStart"/>
-      <w:r>
-        <w:t>25  min</w:t>
-      </w:r>
-      <w:proofErr w:type="gramEnd"/>
+      <w:r>
+        <w:t>25 min</w:t>
+      </w:r>
       <w:r>
         <w:t xml:space="preserve"> de </w:t>
       </w:r>
-      <w:proofErr w:type="gramStart"/>
-      <w:r>
-        <w:t>historia( tutorial</w:t>
-      </w:r>
-      <w:proofErr w:type="gramEnd"/>
+      <w:r>
+        <w:t>historia (tutorial</w:t>
+      </w:r>
       <w:r>
         <w:t>, misiones secundarias, explorar cosas que no son mazmorras)</w:t>
       </w:r>
@@ -694,13 +680,7 @@
         <w:t xml:space="preserve"> min de preparaciones </w:t>
       </w:r>
       <w:r>
-        <w:t>(subir los atributos, mirar lo que hacen habilidades y objetos</w:t>
-      </w:r>
-      <w:r>
-        <w:t>, comprar cosas</w:t>
-      </w:r>
-      <w:r>
-        <w:t>)</w:t>
+        <w:t>(subir los atributos, mirar lo que hacen habilidades y objetos, comprar cosas)</w:t>
       </w:r>
     </w:p>
     <w:p/>
@@ -726,6 +706,11 @@
       </w:r>
     </w:p>
     <w:p/>
+    <w:p>
+      <w:r>
+        <w:t>Actual: 16:30 min</w:t>
+      </w:r>
+    </w:p>
     <w:tbl>
       <w:tblPr>
         <w:tblStyle w:val="Tablaconcuadrcula"/>
@@ -943,11 +928,9 @@
             <w:r>
               <w:t xml:space="preserve">3 </w:t>
             </w:r>
-            <w:proofErr w:type="gramStart"/>
-            <w:r>
-              <w:t>min(</w:t>
-            </w:r>
-            <w:proofErr w:type="gramEnd"/>
+            <w:r>
+              <w:t>min (</w:t>
+            </w:r>
             <w:r>
               <w:t>preparación, depende de la información y cantidad de atributos que tengamos)</w:t>
             </w:r>
@@ -999,11 +982,9 @@
             <w:r>
               <w:t xml:space="preserve"> planta 1 </w:t>
             </w:r>
-            <w:proofErr w:type="spellStart"/>
-            <w:r>
-              <w:t>mas</w:t>
-            </w:r>
-            <w:proofErr w:type="spellEnd"/>
+            <w:r>
+              <w:t>más</w:t>
+            </w:r>
             <w:r>
               <w:t xml:space="preserve"> </w:t>
             </w:r>
@@ -1032,13 +1013,19 @@
               <w:t xml:space="preserve"> min (1:30 min historia</w:t>
             </w:r>
             <w:r>
-              <w:t xml:space="preserve">, 1:30 puzzle,30 sec </w:t>
+              <w:t xml:space="preserve">, 1:30 puzzle,30 </w:t>
             </w:r>
             <w:proofErr w:type="spellStart"/>
             <w:r>
-              <w:t>preparacion</w:t>
+              <w:t>sec</w:t>
             </w:r>
             <w:proofErr w:type="spellEnd"/>
+            <w:r>
+              <w:t xml:space="preserve"> </w:t>
+            </w:r>
+            <w:r>
+              <w:t>preparación</w:t>
+            </w:r>
             <w:r>
               <w:t>)</w:t>
             </w:r>
